--- a/report/BCS3101 Assignment2 Group Report.docx
+++ b/report/BCS3101 Assignment2 Group Report.docx
@@ -47,44 +47,6 @@
             </a:graphic>
           </wp:inline>
         </w:drawing>
-      </w:r>
-    </w:p>
-    <w:p>
-      <w:pPr>
-        <w:jc w:val="center"/>
-      </w:pPr>
-      <w:r>
-        <w:rPr>
-          <w:rFonts w:eastAsia="Times New Roman"/>
-          <w:b/>
-          <w:sz w:val="28"/>
-        </w:rPr>
-        <w:t>KABALE UNIVERSITY</w:t>
-      </w:r>
-    </w:p>
-    <w:p>
-      <w:pPr>
-        <w:jc w:val="center"/>
-      </w:pPr>
-      <w:r>
-        <w:rPr>
-          <w:rFonts w:eastAsia="Times New Roman"/>
-          <w:b/>
-        </w:rPr>
-        <w:t>FACULTY OF COMPUTING, LIBRARY AND INFORMATION SCIENCE</w:t>
-      </w:r>
-    </w:p>
-    <w:p>
-      <w:pPr>
-        <w:spacing w:after="360"/>
-        <w:jc w:val="center"/>
-      </w:pPr>
-      <w:r>
-        <w:rPr>
-          <w:rFonts w:eastAsia="Times New Roman"/>
-          <w:b/>
-        </w:rPr>
-        <w:t>DEPARTMENT OF COMPUTER SCIENCE</w:t>
       </w:r>
     </w:p>
     <w:p>
@@ -172,6 +134,10 @@
       <w:pPr>
         <w:spacing w:after="480"/>
         <w:jc w:val="center"/>
+        <w:rPr>
+          <w:rFonts w:eastAsia="Times New Roman"/>
+          <w:b/>
+        </w:rPr>
       </w:pPr>
       <w:r>
         <w:rPr>
@@ -179,6 +145,43 @@
           <w:b/>
         </w:rPr>
         <w:t>Predicting Monthly Maize and Beans Prices in Selected Ugandan Markets Using Historical Price and Market Data</w:t>
+      </w:r>
+    </w:p>
+    <w:p>
+      <w:pPr>
+        <w:spacing w:after="480"/>
+        <w:jc w:val="center"/>
+      </w:pPr>
+      <w:proofErr w:type="spellStart"/>
+      <w:r>
+        <w:rPr>
+          <w:rFonts w:eastAsia="Times New Roman"/>
+          <w:b/>
+        </w:rPr>
+        <w:t>Github</w:t>
+      </w:r>
+      <w:proofErr w:type="spellEnd"/>
+      <w:r>
+        <w:rPr>
+          <w:rFonts w:eastAsia="Times New Roman"/>
+          <w:b/>
+        </w:rPr>
+        <w:t xml:space="preserve"> repo:</w:t>
+      </w:r>
+      <w:r>
+        <w:rPr>
+          <w:rFonts w:eastAsia="Times New Roman"/>
+          <w:b/>
+        </w:rPr>
+        <w:br/>
+        <w:t xml:space="preserve"> </w:t>
+      </w:r>
+      <w:r>
+        <w:rPr>
+          <w:rFonts w:eastAsia="Times New Roman"/>
+          <w:b/>
+        </w:rPr>
+        <w:t>https://github.com/Allan12377/BCS3101-Assignment2-Maize-Beans-Prices</w:t>
       </w:r>
     </w:p>
     <w:p>

--- a/report/BCS3101 Assignment2 Group Report.docx
+++ b/report/BCS3101 Assignment2 Group Report.docx
@@ -64,25 +64,23 @@
           <w:b/>
           <w:sz w:val="26"/>
         </w:rPr>
-        <w:t xml:space="preserve">BCS </w:t>
+        <w:t>BCS 3101:</w:t>
       </w:r>
-      <w:proofErr w:type="gramStart"/>
       <w:r>
         <w:rPr>
           <w:rFonts w:eastAsia="Times New Roman"/>
           <w:b/>
           <w:sz w:val="26"/>
         </w:rPr>
-        <w:t>3101:MACHINE</w:t>
+        <w:t xml:space="preserve"> </w:t>
       </w:r>
-      <w:proofErr w:type="gramEnd"/>
       <w:r>
         <w:rPr>
           <w:rFonts w:eastAsia="Times New Roman"/>
           <w:b/>
           <w:sz w:val="26"/>
         </w:rPr>
-        <w:t xml:space="preserve"> LEARNING</w:t>
+        <w:t>MACHINE LEARNING</w:t>
       </w:r>
     </w:p>
     <w:p>
@@ -1451,16 +1449,20 @@
     <w:p>
       <w:pPr>
         <w:jc w:val="center"/>
+        <w:rPr>
+          <w:lang w:val="en-UG"/>
+        </w:rPr>
       </w:pPr>
       <w:r>
         <w:rPr>
           <w:noProof/>
+          <w:lang w:val="en-UG"/>
         </w:rPr>
         <w:drawing>
-          <wp:inline distT="0" distB="0" distL="0" distR="0" wp14:anchorId="7BF30234" wp14:editId="34A878CE">
-            <wp:extent cx="5029200" cy="1968979"/>
+          <wp:inline distT="0" distB="0" distL="0" distR="0" wp14:anchorId="06AFFCE5" wp14:editId="006DA979">
+            <wp:extent cx="5943600" cy="1950085"/>
             <wp:effectExtent l="0" t="0" r="0" b="0"/>
-            <wp:docPr id="1" name="Picture 1"/>
+            <wp:docPr id="2103159944" name="Picture 2"/>
             <wp:cNvGraphicFramePr>
               <a:graphicFrameLocks xmlns:a="http://schemas.openxmlformats.org/drawingml/2006/main" noChangeAspect="1"/>
             </wp:cNvGraphicFramePr>
@@ -1468,23 +1470,36 @@
               <a:graphicData uri="http://schemas.openxmlformats.org/drawingml/2006/picture">
                 <pic:pic xmlns:pic="http://schemas.openxmlformats.org/drawingml/2006/picture">
                   <pic:nvPicPr>
-                    <pic:cNvPr id="0" name="fig1_histograms.png"/>
-                    <pic:cNvPicPr/>
+                    <pic:cNvPr id="0" name="Picture 6"/>
+                    <pic:cNvPicPr>
+                      <a:picLocks noChangeAspect="1" noChangeArrowheads="1"/>
+                    </pic:cNvPicPr>
                   </pic:nvPicPr>
                   <pic:blipFill>
-                    <a:blip r:embed="rId7"/>
+                    <a:blip r:embed="rId7">
+                      <a:extLst>
+                        <a:ext uri="{28A0092B-C50C-407E-A947-70E740481C1C}">
+                          <a14:useLocalDpi xmlns:a14="http://schemas.microsoft.com/office/drawing/2010/main" val="0"/>
+                        </a:ext>
+                      </a:extLst>
+                    </a:blip>
+                    <a:srcRect/>
                     <a:stretch>
                       <a:fillRect/>
                     </a:stretch>
                   </pic:blipFill>
-                  <pic:spPr>
+                  <pic:spPr bwMode="auto">
                     <a:xfrm>
                       <a:off x="0" y="0"/>
-                      <a:ext cx="5029200" cy="1968979"/>
+                      <a:ext cx="5943600" cy="1950085"/>
                     </a:xfrm>
                     <a:prstGeom prst="rect">
                       <a:avLst/>
                     </a:prstGeom>
+                    <a:noFill/>
+                    <a:ln>
+                      <a:noFill/>
+                    </a:ln>
                   </pic:spPr>
                 </pic:pic>
               </a:graphicData>
@@ -1509,16 +1524,20 @@
     <w:p>
       <w:pPr>
         <w:jc w:val="center"/>
+        <w:rPr>
+          <w:lang w:val="en-UG"/>
+        </w:rPr>
       </w:pPr>
       <w:r>
         <w:rPr>
           <w:noProof/>
+          <w:lang w:val="en-UG"/>
         </w:rPr>
         <w:drawing>
-          <wp:inline distT="0" distB="0" distL="0" distR="0" wp14:anchorId="3E2F50AD" wp14:editId="3836CE85">
-            <wp:extent cx="5029200" cy="1975757"/>
-            <wp:effectExtent l="0" t="0" r="0" b="0"/>
-            <wp:docPr id="2" name="Picture 2"/>
+          <wp:inline distT="0" distB="0" distL="0" distR="0" wp14:anchorId="7ED7C2AB" wp14:editId="0C4C83AB">
+            <wp:extent cx="5943600" cy="2449830"/>
+            <wp:effectExtent l="0" t="0" r="0" b="7620"/>
+            <wp:docPr id="25426653" name="Picture 4"/>
             <wp:cNvGraphicFramePr>
               <a:graphicFrameLocks xmlns:a="http://schemas.openxmlformats.org/drawingml/2006/main" noChangeAspect="1"/>
             </wp:cNvGraphicFramePr>
@@ -1526,23 +1545,36 @@
               <a:graphicData uri="http://schemas.openxmlformats.org/drawingml/2006/picture">
                 <pic:pic xmlns:pic="http://schemas.openxmlformats.org/drawingml/2006/picture">
                   <pic:nvPicPr>
-                    <pic:cNvPr id="0" name="fig2_boxplots.png"/>
-                    <pic:cNvPicPr/>
+                    <pic:cNvPr id="0" name="Picture 13"/>
+                    <pic:cNvPicPr>
+                      <a:picLocks noChangeAspect="1" noChangeArrowheads="1"/>
+                    </pic:cNvPicPr>
                   </pic:nvPicPr>
                   <pic:blipFill>
-                    <a:blip r:embed="rId8"/>
+                    <a:blip r:embed="rId8">
+                      <a:extLst>
+                        <a:ext uri="{28A0092B-C50C-407E-A947-70E740481C1C}">
+                          <a14:useLocalDpi xmlns:a14="http://schemas.microsoft.com/office/drawing/2010/main" val="0"/>
+                        </a:ext>
+                      </a:extLst>
+                    </a:blip>
+                    <a:srcRect/>
                     <a:stretch>
                       <a:fillRect/>
                     </a:stretch>
                   </pic:blipFill>
-                  <pic:spPr>
+                  <pic:spPr bwMode="auto">
                     <a:xfrm>
                       <a:off x="0" y="0"/>
-                      <a:ext cx="5029200" cy="1975757"/>
+                      <a:ext cx="5943600" cy="2449830"/>
                     </a:xfrm>
                     <a:prstGeom prst="rect">
                       <a:avLst/>
                     </a:prstGeom>
+                    <a:noFill/>
+                    <a:ln>
+                      <a:noFill/>
+                    </a:ln>
                   </pic:spPr>
                 </pic:pic>
               </a:graphicData>
@@ -1588,17 +1620,21 @@
     <w:p>
       <w:pPr>
         <w:jc w:val="center"/>
+        <w:rPr>
+          <w:lang w:val="en-UG"/>
+        </w:rPr>
       </w:pPr>
       <w:r>
         <w:rPr>
           <w:noProof/>
+          <w:lang w:val="en-UG"/>
         </w:rPr>
         <w:lastRenderedPageBreak/>
         <w:drawing>
-          <wp:inline distT="0" distB="0" distL="0" distR="0" wp14:anchorId="299D9DB5" wp14:editId="1EB7F6FB">
-            <wp:extent cx="4572000" cy="4123673"/>
-            <wp:effectExtent l="0" t="0" r="0" b="0"/>
-            <wp:docPr id="3" name="Picture 3"/>
+          <wp:inline distT="0" distB="0" distL="0" distR="0" wp14:anchorId="599D214B" wp14:editId="61DD1016">
+            <wp:extent cx="5943600" cy="5326380"/>
+            <wp:effectExtent l="0" t="0" r="0" b="7620"/>
+            <wp:docPr id="592128447" name="Picture 6"/>
             <wp:cNvGraphicFramePr>
               <a:graphicFrameLocks xmlns:a="http://schemas.openxmlformats.org/drawingml/2006/main" noChangeAspect="1"/>
             </wp:cNvGraphicFramePr>
@@ -1606,23 +1642,36 @@
               <a:graphicData uri="http://schemas.openxmlformats.org/drawingml/2006/picture">
                 <pic:pic xmlns:pic="http://schemas.openxmlformats.org/drawingml/2006/picture">
                   <pic:nvPicPr>
-                    <pic:cNvPr id="0" name="fig3_heatmap.png"/>
-                    <pic:cNvPicPr/>
+                    <pic:cNvPr id="0" name="Picture 20"/>
+                    <pic:cNvPicPr>
+                      <a:picLocks noChangeAspect="1" noChangeArrowheads="1"/>
+                    </pic:cNvPicPr>
                   </pic:nvPicPr>
                   <pic:blipFill>
-                    <a:blip r:embed="rId9"/>
+                    <a:blip r:embed="rId9">
+                      <a:extLst>
+                        <a:ext uri="{28A0092B-C50C-407E-A947-70E740481C1C}">
+                          <a14:useLocalDpi xmlns:a14="http://schemas.microsoft.com/office/drawing/2010/main" val="0"/>
+                        </a:ext>
+                      </a:extLst>
+                    </a:blip>
+                    <a:srcRect/>
                     <a:stretch>
                       <a:fillRect/>
                     </a:stretch>
                   </pic:blipFill>
-                  <pic:spPr>
+                  <pic:spPr bwMode="auto">
                     <a:xfrm>
                       <a:off x="0" y="0"/>
-                      <a:ext cx="4572000" cy="4123673"/>
+                      <a:ext cx="5943600" cy="5326380"/>
                     </a:xfrm>
                     <a:prstGeom prst="rect">
                       <a:avLst/>
                     </a:prstGeom>
+                    <a:noFill/>
+                    <a:ln>
+                      <a:noFill/>
+                    </a:ln>
                   </pic:spPr>
                 </pic:pic>
               </a:graphicData>
@@ -1646,17 +1695,21 @@
     </w:p>
     <w:p>
       <w:pPr>
-        <w:jc w:val="center"/>
+        <w:rPr>
+          <w:lang w:val="en-UG"/>
+        </w:rPr>
       </w:pPr>
       <w:r>
         <w:rPr>
           <w:noProof/>
+          <w:lang w:val="en-UG"/>
         </w:rPr>
+        <w:lastRenderedPageBreak/>
         <w:drawing>
-          <wp:inline distT="0" distB="0" distL="0" distR="0" wp14:anchorId="128AC6F0" wp14:editId="70FEB12A">
-            <wp:extent cx="4572000" cy="1991254"/>
-            <wp:effectExtent l="0" t="0" r="0" b="0"/>
-            <wp:docPr id="4" name="Picture 4"/>
+          <wp:inline distT="0" distB="0" distL="0" distR="0" wp14:anchorId="2076905E" wp14:editId="0587ACE2">
+            <wp:extent cx="5943600" cy="2945765"/>
+            <wp:effectExtent l="0" t="0" r="0" b="6985"/>
+            <wp:docPr id="1645837700" name="Picture 8"/>
             <wp:cNvGraphicFramePr>
               <a:graphicFrameLocks xmlns:a="http://schemas.openxmlformats.org/drawingml/2006/main" noChangeAspect="1"/>
             </wp:cNvGraphicFramePr>
@@ -1664,23 +1717,36 @@
               <a:graphicData uri="http://schemas.openxmlformats.org/drawingml/2006/picture">
                 <pic:pic xmlns:pic="http://schemas.openxmlformats.org/drawingml/2006/picture">
                   <pic:nvPicPr>
-                    <pic:cNvPr id="0" name="fig4_yearly_trend.png"/>
-                    <pic:cNvPicPr/>
+                    <pic:cNvPr id="0" name="Picture 27"/>
+                    <pic:cNvPicPr>
+                      <a:picLocks noChangeAspect="1" noChangeArrowheads="1"/>
+                    </pic:cNvPicPr>
                   </pic:nvPicPr>
                   <pic:blipFill>
-                    <a:blip r:embed="rId10"/>
+                    <a:blip r:embed="rId10">
+                      <a:extLst>
+                        <a:ext uri="{28A0092B-C50C-407E-A947-70E740481C1C}">
+                          <a14:useLocalDpi xmlns:a14="http://schemas.microsoft.com/office/drawing/2010/main" val="0"/>
+                        </a:ext>
+                      </a:extLst>
+                    </a:blip>
+                    <a:srcRect/>
                     <a:stretch>
                       <a:fillRect/>
                     </a:stretch>
                   </pic:blipFill>
-                  <pic:spPr>
+                  <pic:spPr bwMode="auto">
                     <a:xfrm>
                       <a:off x="0" y="0"/>
-                      <a:ext cx="4572000" cy="1991254"/>
+                      <a:ext cx="5943600" cy="2945765"/>
                     </a:xfrm>
                     <a:prstGeom prst="rect">
                       <a:avLst/>
                     </a:prstGeom>
+                    <a:noFill/>
+                    <a:ln>
+                      <a:noFill/>
+                    </a:ln>
                   </pic:spPr>
                 </pic:pic>
               </a:graphicData>
@@ -1692,6 +1758,12 @@
     <w:p>
       <w:pPr>
         <w:jc w:val="center"/>
+        <w:rPr>
+          <w:rFonts w:eastAsia="Times New Roman"/>
+          <w:i/>
+          <w:sz w:val="22"/>
+          <w:lang w:val="en-UG"/>
+        </w:rPr>
       </w:pPr>
       <w:r>
         <w:rPr>
@@ -1701,21 +1773,28 @@
         </w:rPr>
         <w:t>Figure 4. Average maize and beans prices by year.</w:t>
       </w:r>
-    </w:p>
-    <w:p>
-      <w:pPr>
-        <w:jc w:val="center"/>
-      </w:pPr>
       <w:r>
         <w:rPr>
+          <w:rFonts w:eastAsia="Times New Roman" w:cs="Times New Roman"/>
+          <w:color w:val="auto"/>
+          <w:szCs w:val="24"/>
+          <w:lang w:val="en-UG" w:eastAsia="en-UG"/>
+        </w:rPr>
+        <w:t xml:space="preserve"> </w:t>
+      </w:r>
+      <w:r>
+        <w:rPr>
+          <w:rFonts w:eastAsia="Times New Roman"/>
+          <w:i/>
           <w:noProof/>
+          <w:sz w:val="22"/>
+          <w:lang w:val="en-UG"/>
         </w:rPr>
-        <w:lastRenderedPageBreak/>
         <w:drawing>
-          <wp:inline distT="0" distB="0" distL="0" distR="0" wp14:anchorId="75DF7923" wp14:editId="19372EAD">
-            <wp:extent cx="4572000" cy="3776420"/>
-            <wp:effectExtent l="0" t="0" r="0" b="0"/>
-            <wp:docPr id="5" name="Picture 5"/>
+          <wp:inline distT="0" distB="0" distL="0" distR="0" wp14:anchorId="665BD979" wp14:editId="3D433CF1">
+            <wp:extent cx="5943600" cy="4220845"/>
+            <wp:effectExtent l="0" t="0" r="0" b="8255"/>
+            <wp:docPr id="857939117" name="Picture 10"/>
             <wp:cNvGraphicFramePr>
               <a:graphicFrameLocks xmlns:a="http://schemas.openxmlformats.org/drawingml/2006/main" noChangeAspect="1"/>
             </wp:cNvGraphicFramePr>
@@ -1723,23 +1802,36 @@
               <a:graphicData uri="http://schemas.openxmlformats.org/drawingml/2006/picture">
                 <pic:pic xmlns:pic="http://schemas.openxmlformats.org/drawingml/2006/picture">
                   <pic:nvPicPr>
-                    <pic:cNvPr id="0" name="fig5_scatter.png"/>
-                    <pic:cNvPicPr/>
+                    <pic:cNvPr id="0" name="Picture 34"/>
+                    <pic:cNvPicPr>
+                      <a:picLocks noChangeAspect="1" noChangeArrowheads="1"/>
+                    </pic:cNvPicPr>
                   </pic:nvPicPr>
                   <pic:blipFill>
-                    <a:blip r:embed="rId11"/>
+                    <a:blip r:embed="rId11">
+                      <a:extLst>
+                        <a:ext uri="{28A0092B-C50C-407E-A947-70E740481C1C}">
+                          <a14:useLocalDpi xmlns:a14="http://schemas.microsoft.com/office/drawing/2010/main" val="0"/>
+                        </a:ext>
+                      </a:extLst>
+                    </a:blip>
+                    <a:srcRect/>
                     <a:stretch>
                       <a:fillRect/>
                     </a:stretch>
                   </pic:blipFill>
-                  <pic:spPr>
+                  <pic:spPr bwMode="auto">
                     <a:xfrm>
                       <a:off x="0" y="0"/>
-                      <a:ext cx="4572000" cy="3776420"/>
+                      <a:ext cx="5943600" cy="4220845"/>
                     </a:xfrm>
                     <a:prstGeom prst="rect">
                       <a:avLst/>
                     </a:prstGeom>
+                    <a:noFill/>
+                    <a:ln>
+                      <a:noFill/>
+                    </a:ln>
                   </pic:spPr>
                 </pic:pic>
               </a:graphicData>
@@ -1771,6 +1863,7 @@
           <w:rFonts w:eastAsia="Times New Roman"/>
           <w:b/>
         </w:rPr>
+        <w:lastRenderedPageBreak/>
         <w:t>5.4 Missing-Data Visualisation</w:t>
       </w:r>
     </w:p>
@@ -1785,17 +1878,20 @@
     <w:p>
       <w:pPr>
         <w:jc w:val="center"/>
+        <w:rPr>
+          <w:lang w:val="en-UG"/>
+        </w:rPr>
       </w:pPr>
       <w:r>
         <w:rPr>
           <w:noProof/>
+          <w:lang w:val="en-UG"/>
         </w:rPr>
-        <w:lastRenderedPageBreak/>
         <w:drawing>
-          <wp:inline distT="0" distB="0" distL="0" distR="0" wp14:anchorId="7506592B" wp14:editId="0F97BAEA">
-            <wp:extent cx="4114800" cy="2709065"/>
+          <wp:inline distT="0" distB="0" distL="0" distR="0" wp14:anchorId="32B87700" wp14:editId="2B6D32C8">
+            <wp:extent cx="5943600" cy="3317875"/>
             <wp:effectExtent l="0" t="0" r="0" b="0"/>
-            <wp:docPr id="6" name="Picture 6"/>
+            <wp:docPr id="991630474" name="Picture 12"/>
             <wp:cNvGraphicFramePr>
               <a:graphicFrameLocks xmlns:a="http://schemas.openxmlformats.org/drawingml/2006/main" noChangeAspect="1"/>
             </wp:cNvGraphicFramePr>
@@ -1803,23 +1899,36 @@
               <a:graphicData uri="http://schemas.openxmlformats.org/drawingml/2006/picture">
                 <pic:pic xmlns:pic="http://schemas.openxmlformats.org/drawingml/2006/picture">
                   <pic:nvPicPr>
-                    <pic:cNvPr id="0" name="fig6_missing.png"/>
-                    <pic:cNvPicPr/>
+                    <pic:cNvPr id="0" name="Picture 41"/>
+                    <pic:cNvPicPr>
+                      <a:picLocks noChangeAspect="1" noChangeArrowheads="1"/>
+                    </pic:cNvPicPr>
                   </pic:nvPicPr>
                   <pic:blipFill>
-                    <a:blip r:embed="rId12"/>
+                    <a:blip r:embed="rId12">
+                      <a:extLst>
+                        <a:ext uri="{28A0092B-C50C-407E-A947-70E740481C1C}">
+                          <a14:useLocalDpi xmlns:a14="http://schemas.microsoft.com/office/drawing/2010/main" val="0"/>
+                        </a:ext>
+                      </a:extLst>
+                    </a:blip>
+                    <a:srcRect/>
                     <a:stretch>
                       <a:fillRect/>
                     </a:stretch>
                   </pic:blipFill>
-                  <pic:spPr>
+                  <pic:spPr bwMode="auto">
                     <a:xfrm>
                       <a:off x="0" y="0"/>
-                      <a:ext cx="4114800" cy="2709065"/>
+                      <a:ext cx="5943600" cy="3317875"/>
                     </a:xfrm>
                     <a:prstGeom prst="rect">
                       <a:avLst/>
                     </a:prstGeom>
+                    <a:noFill/>
+                    <a:ln>
+                      <a:noFill/>
+                    </a:ln>
                   </pic:spPr>
                 </pic:pic>
               </a:graphicData>
@@ -1881,7 +1990,14 @@
         <w:rPr>
           <w:rFonts w:eastAsia="Times New Roman"/>
         </w:rPr>
-        <w:t>The data have been cleaned, encoded, scaled and split according to the stages required by the companion guide. The completed maize and beans price series are ready for regression modelling. The main patterns observed are a long-term upward trend, a strong positive link between the two crops, and genuine high-price episodes that should be retained.</w:t>
+        <w:t xml:space="preserve">The data have been cleaned, encoded, scaled and split according to the stages required by the companion guide. The completed maize and beans price series are ready for regression </w:t>
+      </w:r>
+      <w:r>
+        <w:rPr>
+          <w:rFonts w:eastAsia="Times New Roman"/>
+        </w:rPr>
+        <w:lastRenderedPageBreak/>
+        <w:t>modelling. The main patterns observed are a long-term upward trend, a strong positive link between the two crops, and genuine high-price episodes that should be retained.</w:t>
       </w:r>
     </w:p>
     <w:p>
@@ -1903,7 +2019,6 @@
           <w:b/>
           <w:sz w:val="28"/>
         </w:rPr>
-        <w:lastRenderedPageBreak/>
         <w:t>7. References</w:t>
       </w:r>
     </w:p>
@@ -13611,6 +13726,18 @@
       </w:tcPr>
     </w:tblStylePr>
   </w:style>
+  <w:style w:type="paragraph" w:styleId="NormalWeb">
+    <w:name w:val="Normal (Web)"/>
+    <w:basedOn w:val="Normal"/>
+    <w:uiPriority w:val="99"/>
+    <w:semiHidden/>
+    <w:unhideWhenUsed/>
+    <w:rsid w:val="00745529"/>
+    <w:rPr>
+      <w:rFonts w:cs="Times New Roman"/>
+      <w:szCs w:val="24"/>
+    </w:rPr>
+  </w:style>
 </w:styles>
 </file>
 
